--- a/downloads/teacher/05 Materials/Unit 06/Handouts/Handout 06.13 - Scaling Worksheet and Costing Sheet.docx
+++ b/downloads/teacher/05 Materials/Unit 06/Handouts/Handout 06.13 - Scaling Worksheet and Costing Sheet.docx
@@ -276,34 +276,58 @@
         </w:rPr>
         <w:t xml:space="preserve">Option A: Spaghetti with Marinara and Parmesan (4 servings)</w:t>
       </w:r>
-      <w:r>
-        <w:t xml:space="preserve"> </w:t>
-      </w:r>
-      <w:r>
-        <w:t xml:space="preserve">- 8 oz dry spaghetti</w:t>
-      </w:r>
-      <w:r>
-        <w:t xml:space="preserve"> </w:t>
-      </w:r>
-      <w:r>
-        <w:t xml:space="preserve">- 1 1/2 cups marinara sauce</w:t>
-      </w:r>
-      <w:r>
-        <w:t xml:space="preserve"> </w:t>
-      </w:r>
-      <w:r>
-        <w:t xml:space="preserve">- 1/4 cup shredded parmesan</w:t>
-      </w:r>
-      <w:r>
-        <w:t xml:space="preserve"> </w:t>
-      </w:r>
-      <w:r>
-        <w:t xml:space="preserve">- Water to fill the pot 3/4 full</w:t>
-      </w:r>
-    </w:p>
-    <w:p>
-      <w:pPr>
-        <w:pStyle w:val="BodyText"/>
+    </w:p>
+    <w:p>
+      <w:pPr>
+        <w:numPr>
+          <w:ilvl w:val="0"/>
+          <w:numId w:val="1003"/>
+        </w:numPr>
+        <w:pStyle w:val="Compact"/>
+      </w:pPr>
+      <w:r>
+        <w:t xml:space="preserve">8 oz dry spaghetti</w:t>
+      </w:r>
+    </w:p>
+    <w:p>
+      <w:pPr>
+        <w:numPr>
+          <w:ilvl w:val="0"/>
+          <w:numId w:val="1003"/>
+        </w:numPr>
+        <w:pStyle w:val="Compact"/>
+      </w:pPr>
+      <w:r>
+        <w:t xml:space="preserve">1 1/2 cups marinara sauce</w:t>
+      </w:r>
+    </w:p>
+    <w:p>
+      <w:pPr>
+        <w:numPr>
+          <w:ilvl w:val="0"/>
+          <w:numId w:val="1003"/>
+        </w:numPr>
+        <w:pStyle w:val="Compact"/>
+      </w:pPr>
+      <w:r>
+        <w:t xml:space="preserve">1/4 cup shredded parmesan</w:t>
+      </w:r>
+    </w:p>
+    <w:p>
+      <w:pPr>
+        <w:numPr>
+          <w:ilvl w:val="0"/>
+          <w:numId w:val="1003"/>
+        </w:numPr>
+        <w:pStyle w:val="Compact"/>
+      </w:pPr>
+      <w:r>
+        <w:t xml:space="preserve">Water to fill the pot 3/4 full</w:t>
+      </w:r>
+    </w:p>
+    <w:p>
+      <w:pPr>
+        <w:pStyle w:val="FirstParagraph"/>
       </w:pPr>
       <w:r>
         <w:rPr>
@@ -311,34 +335,58 @@
         </w:rPr>
         <w:t xml:space="preserve">Option B: Pizza Tortillas (4 servings)</w:t>
       </w:r>
-      <w:r>
-        <w:t xml:space="preserve"> </w:t>
-      </w:r>
-      <w:r>
-        <w:t xml:space="preserve">- 4 flour tortillas, fajita size</w:t>
-      </w:r>
-      <w:r>
-        <w:t xml:space="preserve"> </w:t>
-      </w:r>
-      <w:r>
-        <w:t xml:space="preserve">- 1/2 cup pizza sauce</w:t>
-      </w:r>
-      <w:r>
-        <w:t xml:space="preserve"> </w:t>
-      </w:r>
-      <w:r>
-        <w:t xml:space="preserve">- 3/4 cup shredded mozzarella</w:t>
-      </w:r>
-      <w:r>
-        <w:t xml:space="preserve"> </w:t>
-      </w:r>
-      <w:r>
-        <w:t xml:space="preserve">- 20 pepperoni slices (5 each)</w:t>
-      </w:r>
-    </w:p>
-    <w:p>
-      <w:pPr>
-        <w:pStyle w:val="BodyText"/>
+    </w:p>
+    <w:p>
+      <w:pPr>
+        <w:numPr>
+          <w:ilvl w:val="0"/>
+          <w:numId w:val="1004"/>
+        </w:numPr>
+        <w:pStyle w:val="Compact"/>
+      </w:pPr>
+      <w:r>
+        <w:t xml:space="preserve">4 flour tortillas, fajita size</w:t>
+      </w:r>
+    </w:p>
+    <w:p>
+      <w:pPr>
+        <w:numPr>
+          <w:ilvl w:val="0"/>
+          <w:numId w:val="1004"/>
+        </w:numPr>
+        <w:pStyle w:val="Compact"/>
+      </w:pPr>
+      <w:r>
+        <w:t xml:space="preserve">1/2 cup pizza sauce</w:t>
+      </w:r>
+    </w:p>
+    <w:p>
+      <w:pPr>
+        <w:numPr>
+          <w:ilvl w:val="0"/>
+          <w:numId w:val="1004"/>
+        </w:numPr>
+        <w:pStyle w:val="Compact"/>
+      </w:pPr>
+      <w:r>
+        <w:t xml:space="preserve">3/4 cup shredded mozzarella</w:t>
+      </w:r>
+    </w:p>
+    <w:p>
+      <w:pPr>
+        <w:numPr>
+          <w:ilvl w:val="0"/>
+          <w:numId w:val="1004"/>
+        </w:numPr>
+        <w:pStyle w:val="Compact"/>
+      </w:pPr>
+      <w:r>
+        <w:t xml:space="preserve">20 pepperoni slices (5 each)</w:t>
+      </w:r>
+    </w:p>
+    <w:p>
+      <w:pPr>
+        <w:pStyle w:val="FirstParagraph"/>
       </w:pPr>
       <w:r>
         <w:rPr>
@@ -346,34 +394,58 @@
         </w:rPr>
         <w:t xml:space="preserve">Option C: Bean and Cheese Burritos (4 servings)</w:t>
       </w:r>
-      <w:r>
-        <w:t xml:space="preserve"> </w:t>
-      </w:r>
-      <w:r>
-        <w:t xml:space="preserve">- 4 flour tortillas, fajita size</w:t>
-      </w:r>
-      <w:r>
-        <w:t xml:space="preserve"> </w:t>
-      </w:r>
-      <w:r>
-        <w:t xml:space="preserve">- 3/4 cup refried beans</w:t>
-      </w:r>
-      <w:r>
-        <w:t xml:space="preserve"> </w:t>
-      </w:r>
-      <w:r>
-        <w:t xml:space="preserve">- 1/2 cup shredded Mexican cheese blend</w:t>
-      </w:r>
-      <w:r>
-        <w:t xml:space="preserve"> </w:t>
-      </w:r>
-      <w:r>
-        <w:t xml:space="preserve">- 1/4 cup salsa</w:t>
-      </w:r>
-    </w:p>
-    <w:p>
-      <w:pPr>
-        <w:pStyle w:val="BodyText"/>
+    </w:p>
+    <w:p>
+      <w:pPr>
+        <w:numPr>
+          <w:ilvl w:val="0"/>
+          <w:numId w:val="1005"/>
+        </w:numPr>
+        <w:pStyle w:val="Compact"/>
+      </w:pPr>
+      <w:r>
+        <w:t xml:space="preserve">4 flour tortillas, fajita size</w:t>
+      </w:r>
+    </w:p>
+    <w:p>
+      <w:pPr>
+        <w:numPr>
+          <w:ilvl w:val="0"/>
+          <w:numId w:val="1005"/>
+        </w:numPr>
+        <w:pStyle w:val="Compact"/>
+      </w:pPr>
+      <w:r>
+        <w:t xml:space="preserve">3/4 cup refried beans</w:t>
+      </w:r>
+    </w:p>
+    <w:p>
+      <w:pPr>
+        <w:numPr>
+          <w:ilvl w:val="0"/>
+          <w:numId w:val="1005"/>
+        </w:numPr>
+        <w:pStyle w:val="Compact"/>
+      </w:pPr>
+      <w:r>
+        <w:t xml:space="preserve">1/2 cup shredded Mexican cheese blend</w:t>
+      </w:r>
+    </w:p>
+    <w:p>
+      <w:pPr>
+        <w:numPr>
+          <w:ilvl w:val="0"/>
+          <w:numId w:val="1005"/>
+        </w:numPr>
+        <w:pStyle w:val="Compact"/>
+      </w:pPr>
+      <w:r>
+        <w:t xml:space="preserve">1/4 cup salsa</w:t>
+      </w:r>
+    </w:p>
+    <w:p>
+      <w:pPr>
+        <w:pStyle w:val="FirstParagraph"/>
       </w:pPr>
       <w:r>
         <w:rPr>
@@ -381,34 +453,58 @@
         </w:rPr>
         <w:t xml:space="preserve">Option D: Garlic Bread and Vegetable Tray (4 servings)</w:t>
       </w:r>
-      <w:r>
-        <w:t xml:space="preserve"> </w:t>
-      </w:r>
-      <w:r>
-        <w:t xml:space="preserve">- 4 pieces of garlic bread (one 14 oz loaf makes about 12 pieces)</w:t>
-      </w:r>
-      <w:r>
-        <w:t xml:space="preserve"> </w:t>
-      </w:r>
-      <w:r>
-        <w:t xml:space="preserve">- 2 tablespoons softened butter</w:t>
-      </w:r>
-      <w:r>
-        <w:t xml:space="preserve"> </w:t>
-      </w:r>
-      <w:r>
-        <w:t xml:space="preserve">- 1/2 teaspoon garlic powder</w:t>
-      </w:r>
-      <w:r>
-        <w:t xml:space="preserve"> </w:t>
-      </w:r>
-      <w:r>
-        <w:t xml:space="preserve">- 1/4 lb baby carrots, washed and peeled</w:t>
-      </w:r>
-    </w:p>
-    <w:p>
-      <w:pPr>
-        <w:pStyle w:val="BodyText"/>
+    </w:p>
+    <w:p>
+      <w:pPr>
+        <w:numPr>
+          <w:ilvl w:val="0"/>
+          <w:numId w:val="1006"/>
+        </w:numPr>
+        <w:pStyle w:val="Compact"/>
+      </w:pPr>
+      <w:r>
+        <w:t xml:space="preserve">4 pieces of garlic bread (one 14 oz loaf makes about 12 pieces)</w:t>
+      </w:r>
+    </w:p>
+    <w:p>
+      <w:pPr>
+        <w:numPr>
+          <w:ilvl w:val="0"/>
+          <w:numId w:val="1006"/>
+        </w:numPr>
+        <w:pStyle w:val="Compact"/>
+      </w:pPr>
+      <w:r>
+        <w:t xml:space="preserve">2 tablespoons softened butter</w:t>
+      </w:r>
+    </w:p>
+    <w:p>
+      <w:pPr>
+        <w:numPr>
+          <w:ilvl w:val="0"/>
+          <w:numId w:val="1006"/>
+        </w:numPr>
+        <w:pStyle w:val="Compact"/>
+      </w:pPr>
+      <w:r>
+        <w:t xml:space="preserve">1/2 teaspoon garlic powder</w:t>
+      </w:r>
+    </w:p>
+    <w:p>
+      <w:pPr>
+        <w:numPr>
+          <w:ilvl w:val="0"/>
+          <w:numId w:val="1006"/>
+        </w:numPr>
+        <w:pStyle w:val="Compact"/>
+      </w:pPr>
+      <w:r>
+        <w:t xml:space="preserve">1/4 lb baby carrots, washed and peeled</w:t>
+      </w:r>
+    </w:p>
+    <w:p>
+      <w:pPr>
+        <w:pStyle w:val="FirstParagraph"/>
       </w:pPr>
       <w:r>
         <w:rPr>
@@ -416,23 +512,41 @@
         </w:rPr>
         <w:t xml:space="preserve">Option E: No-Bake Cookie Dessert Cups (4 servings)</w:t>
       </w:r>
-      <w:r>
-        <w:t xml:space="preserve"> </w:t>
-      </w:r>
-      <w:r>
-        <w:t xml:space="preserve">- 8 chocolate sandwich cookies (2 each)</w:t>
-      </w:r>
-      <w:r>
-        <w:t xml:space="preserve"> </w:t>
-      </w:r>
-      <w:r>
-        <w:t xml:space="preserve">- 3/4 cup whipped topping</w:t>
-      </w:r>
-      <w:r>
-        <w:t xml:space="preserve"> </w:t>
-      </w:r>
-      <w:r>
-        <w:t xml:space="preserve">- 4 plastic cups, 9 oz</w:t>
+    </w:p>
+    <w:p>
+      <w:pPr>
+        <w:numPr>
+          <w:ilvl w:val="0"/>
+          <w:numId w:val="1007"/>
+        </w:numPr>
+        <w:pStyle w:val="Compact"/>
+      </w:pPr>
+      <w:r>
+        <w:t xml:space="preserve">8 chocolate sandwich cookies (2 each)</w:t>
+      </w:r>
+    </w:p>
+    <w:p>
+      <w:pPr>
+        <w:numPr>
+          <w:ilvl w:val="0"/>
+          <w:numId w:val="1007"/>
+        </w:numPr>
+        <w:pStyle w:val="Compact"/>
+      </w:pPr>
+      <w:r>
+        <w:t xml:space="preserve">3/4 cup whipped topping</w:t>
+      </w:r>
+    </w:p>
+    <w:p>
+      <w:pPr>
+        <w:numPr>
+          <w:ilvl w:val="0"/>
+          <w:numId w:val="1007"/>
+        </w:numPr>
+        <w:pStyle w:val="Compact"/>
+      </w:pPr>
+      <w:r>
+        <w:t xml:space="preserve">4 plastic cups, 9 oz</w:t>
       </w:r>
     </w:p>
     <w:p>
@@ -1144,7 +1258,7 @@
       <w:pPr>
         <w:numPr>
           <w:ilvl w:val="0"/>
-          <w:numId w:val="1003"/>
+          <w:numId w:val="1008"/>
         </w:numPr>
         <w:pStyle w:val="Compact"/>
       </w:pPr>
@@ -1194,7 +1308,7 @@
       <w:pPr>
         <w:numPr>
           <w:ilvl w:val="0"/>
-          <w:numId w:val="1004"/>
+          <w:numId w:val="1009"/>
         </w:numPr>
         <w:pStyle w:val="Compact"/>
       </w:pPr>
@@ -4474,7 +4588,7 @@
       <w:pPr>
         <w:numPr>
           <w:ilvl w:val="0"/>
-          <w:numId w:val="1005"/>
+          <w:numId w:val="1010"/>
         </w:numPr>
         <w:pStyle w:val="Compact"/>
       </w:pPr>
@@ -4501,7 +4615,7 @@
       <w:pPr>
         <w:numPr>
           <w:ilvl w:val="0"/>
-          <w:numId w:val="1005"/>
+          <w:numId w:val="1010"/>
         </w:numPr>
         <w:pStyle w:val="Compact"/>
       </w:pPr>
@@ -8409,7 +8523,7 @@
       <w:pPr>
         <w:numPr>
           <w:ilvl w:val="0"/>
-          <w:numId w:val="1006"/>
+          <w:numId w:val="1011"/>
         </w:numPr>
         <w:pStyle w:val="Compact"/>
       </w:pPr>
@@ -8475,7 +8589,7 @@
       <w:pPr>
         <w:numPr>
           <w:ilvl w:val="0"/>
-          <w:numId w:val="1006"/>
+          <w:numId w:val="1011"/>
         </w:numPr>
         <w:pStyle w:val="Compact"/>
       </w:pPr>
@@ -10424,6 +10538,21 @@
     <w:abstractNumId w:val="991"/>
   </w:num>
   <w:num w:numId="1003">
+    <w:abstractNumId w:val="991"/>
+  </w:num>
+  <w:num w:numId="1004">
+    <w:abstractNumId w:val="991"/>
+  </w:num>
+  <w:num w:numId="1005">
+    <w:abstractNumId w:val="991"/>
+  </w:num>
+  <w:num w:numId="1006">
+    <w:abstractNumId w:val="991"/>
+  </w:num>
+  <w:num w:numId="1007">
+    <w:abstractNumId w:val="991"/>
+  </w:num>
+  <w:num w:numId="1008">
     <w:abstractNumId w:val="99411"/>
     <w:lvlOverride w:ilvl="0">
       <w:startOverride w:val="1"/>
@@ -10453,7 +10582,7 @@
       <w:startOverride w:val="1"/>
     </w:lvlOverride>
   </w:num>
-  <w:num w:numId="1004">
+  <w:num w:numId="1009">
     <w:abstractNumId w:val="99412"/>
     <w:lvlOverride w:ilvl="0">
       <w:startOverride w:val="2"/>
@@ -10483,7 +10612,7 @@
       <w:startOverride w:val="2"/>
     </w:lvlOverride>
   </w:num>
-  <w:num w:numId="1005">
+  <w:num w:numId="1010">
     <w:abstractNumId w:val="99411"/>
     <w:lvlOverride w:ilvl="0">
       <w:startOverride w:val="1"/>
@@ -10513,7 +10642,7 @@
       <w:startOverride w:val="1"/>
     </w:lvlOverride>
   </w:num>
-  <w:num w:numId="1006">
+  <w:num w:numId="1011">
     <w:abstractNumId w:val="99411"/>
     <w:lvlOverride w:ilvl="0">
       <w:startOverride w:val="1"/>

--- a/downloads/teacher/05 Materials/Unit 06/Handouts/Handout 06.13 - Scaling Worksheet and Costing Sheet.docx
+++ b/downloads/teacher/05 Materials/Unit 06/Handouts/Handout 06.13 - Scaling Worksheet and Costing Sheet.docx
@@ -33,19 +33,7 @@
         <w:pStyle w:val="BodyText"/>
       </w:pPr>
       <w:r>
-        <w:t xml:space="preserve">All prices are real Long Island supermarket prices marked</w:t>
-      </w:r>
-      <w:r>
-        <w:t xml:space="preserve"> </w:t>
-      </w:r>
-      <w:r>
-        <w:rPr>
-          <w:b/>
-        </w:rPr>
-        <w:t xml:space="preserve">[update from this week’s circular]</w:t>
-      </w:r>
-      <w:r>
-        <w:t xml:space="preserve">.</w:t>
+        <w:t xml:space="preserve">All prices are real Long Island supermarket prices to be refreshed from the current circular before teaching.</w:t>
       </w:r>
     </w:p>
     <w:p>
@@ -1233,17 +1221,6 @@
         </w:tc>
       </w:tr>
     </w:tbl>
-    <w:p>
-      <w:pPr>
-        <w:pStyle w:val="BodyText"/>
-      </w:pPr>
-      <w:r>
-        <w:rPr>
-          <w:b/>
-        </w:rPr>
-        <w:t xml:space="preserve">[Sal: the last six numbers are estimates. Open one of each package, count or measure it once, and write the real number on this strip. Then the key’s answers are exact for your room.]</w:t>
-      </w:r>
-    </w:p>
     <w:p>
       <w:pPr>
         <w:pStyle w:val="Heading2"/>
@@ -4710,7 +4687,7 @@
         <w:rPr>
           <w:b/>
         </w:rPr>
-        <w:t xml:space="preserve">Prices verified week of March 20 to 26, 2026. [update from this week’s circular]</w:t>
+        <w:t xml:space="preserve">Prices verified week of March 20 to 26, 2026.</w:t>
       </w:r>
     </w:p>
     <w:tbl>
@@ -8267,17 +8244,6 @@
     </w:tbl>
     <w:p>
       <w:pPr>
-        <w:pStyle w:val="BodyText"/>
-      </w:pPr>
-      <w:r>
-        <w:rPr>
-          <w:b/>
-        </w:rPr>
-        <w:t xml:space="preserve">[check with a native speaker]</w:t>
-      </w:r>
-    </w:p>
-    <w:p>
-      <w:pPr>
         <w:pStyle w:val="Heading2"/>
       </w:pPr>
       <w:bookmarkStart w:id="38" w:name="X0f1bd72b2b724f1d382d2b772af5a78f00d6fac"/>
@@ -9339,7 +9305,7 @@
               <w:jc w:val="left"/>
             </w:pPr>
             <w:r>
-              <w:t xml:space="preserve">40 tortillas bought, but sauce covers 28 and cheese covers about 42, so the limit is the</w:t>
+              <w:t xml:space="preserve">40 tortillas bought, cheese covers about 32, and pepperoni covers 150 slices ÷ 5 = 30, but the sauce covers only 28 at 2 tablespoons each, so the limit is the</w:t>
             </w:r>
             <w:r>
               <w:t xml:space="preserve"> </w:t>
@@ -9348,18 +9314,30 @@
               <w:rPr>
                 <w:b/>
               </w:rPr>
-              <w:t xml:space="preserve">pepperoni at 150 slices ÷ 5 = 30 portions</w:t>
-            </w:r>
-          </w:p>
-        </w:tc>
-        <w:tc>
-          <w:p>
-            <w:pPr>
-              <w:pStyle w:val="Compact"/>
-              <w:jc w:val="left"/>
-            </w:pPr>
-            <w:r>
-              <w:t xml:space="preserve">Yes, exactly 30, zero spare. Flag this: no margin</w:t>
+              <w:t xml:space="preserve">sauce at 28 portions</w:t>
+            </w:r>
+          </w:p>
+        </w:tc>
+        <w:tc>
+          <w:p>
+            <w:pPr>
+              <w:pStyle w:val="Compact"/>
+              <w:jc w:val="left"/>
+            </w:pPr>
+            <w:r>
+              <w:t xml:space="preserve">No. Add 1 jar of pizza sauce ($1.69), which moves the limit to the pepperoni at</w:t>
+            </w:r>
+            <w:r>
+              <w:t xml:space="preserve"> </w:t>
+            </w:r>
+            <w:r>
+              <w:rPr>
+                <w:b/>
+              </w:rPr>
+              <w:t xml:space="preserve">30 portions</w:t>
+            </w:r>
+            <w:r>
+              <w:t xml:space="preserve">, zero spare</w:t>
             </w:r>
           </w:p>
         </w:tc>
@@ -9480,7 +9458,7 @@
               <w:jc w:val="left"/>
             </w:pPr>
             <w:r>
-              <w:t xml:space="preserve">2 packs × 36 = 72 cookies ÷ 2 each = 36; topping covers 28; cups cover 50. Limit is the</w:t>
+              <w:t xml:space="preserve">2 packs × 36 = 72 cookies ÷ 2 each = 36; topping 3 cans × 2 cups = 6 cups ÷ 3/16 cup each = 32; cups cover 50. Limit is the</w:t>
             </w:r>
             <w:r>
               <w:t xml:space="preserve"> </w:t>
@@ -9489,27 +9467,18 @@
               <w:rPr>
                 <w:b/>
               </w:rPr>
-              <w:t xml:space="preserve">topping at 28 portions</w:t>
-            </w:r>
-          </w:p>
-        </w:tc>
-        <w:tc>
-          <w:p>
-            <w:pPr>
-              <w:pStyle w:val="Compact"/>
-              <w:jc w:val="left"/>
-            </w:pPr>
-            <w:r>
-              <w:t xml:space="preserve">No. Add 1 can for</w:t>
-            </w:r>
-            <w:r>
-              <w:t xml:space="preserve"> </w:t>
-            </w:r>
-            <w:r>
-              <w:rPr>
-                <w:b/>
-              </w:rPr>
-              <w:t xml:space="preserve">42 portions</w:t>
+              <w:t xml:space="preserve">topping at 32 portions</w:t>
+            </w:r>
+          </w:p>
+        </w:tc>
+        <w:tc>
+          <w:p>
+            <w:pPr>
+              <w:pStyle w:val="Compact"/>
+              <w:jc w:val="left"/>
+            </w:pPr>
+            <w:r>
+              <w:t xml:space="preserve">Yes, 2 spare</w:t>
             </w:r>
           </w:p>
         </w:tc>
@@ -9529,7 +9498,7 @@
         <w:rPr>
           <w:b/>
         </w:rPr>
-        <w:t xml:space="preserve">Options C and E fail the yield check as the option cards are written, and Option B passes with zero margin.</w:t>
+        <w:t xml:space="preserve">Options B and C fail the yield check as the option cards are written, and Option E clears it with only 2 spare.</w:t>
       </w:r>
       <w:r>
         <w:t xml:space="preserve"> </w:t>
@@ -9553,7 +9522,7 @@
         <w:pStyle w:val="FirstParagraph"/>
       </w:pPr>
       <w:r>
-        <w:t xml:space="preserve">The station totals, if a team buys exactly what the option card says: A $18.31; B $21.32 with pepperoni, $16.33 without; C $19.42 (but fails the yield check; the fix costs money); D $18.93; E $18.94 (fails the yield check; the fix costs $2.99).</w:t>
+        <w:t xml:space="preserve">The station totals, if a team buys exactly what the option card says: A $18.31; B $21.32 with pepperoni, $16.33 without (and fails the yield check on the sauce; the fix costs $1.69); C $19.42 (but fails the yield check; the fix costs money); D $18.93; E $18.94.</w:t>
       </w:r>
     </w:p>
     <w:p>
@@ -9941,7 +9910,7 @@
         <w:pStyle w:val="BodyText"/>
       </w:pPr>
       <w:r>
-        <w:t xml:space="preserve">Sal’s own King Kullen order saved</w:t>
+        <w:t xml:space="preserve">My own supermarket order saved</w:t>
       </w:r>
       <w:r>
         <w:t xml:space="preserve"> </w:t>
@@ -9989,7 +9958,7 @@
         <w:t xml:space="preserve"> </w:t>
       </w:r>
       <w:r>
-        <w:t xml:space="preserve">you have redone the running total yourself on at least the last three lines. The signature is what lets a team move on to Lesson 6.14.</w:t>
+        <w:t xml:space="preserve">you have redone the running total yourself on at least the last three lines. The signature is what lets a team move on to the shopping list in Lesson 6.15.</w:t>
       </w:r>
     </w:p>
     <w:sectPr>
